--- a/pdf/resume.docx
+++ b/pdf/resume.docx
@@ -1678,6 +1678,14 @@
           <w:sz w:val="16"/>
           <w:szCs w:val="16"/>
         </w:rPr>
+        <w:tab/>
+      </w:r>
+      <w:r>
+        <w:rPr>
+          <w:rFonts w:asciiTheme="minorBidi" w:hAnsiTheme="minorBidi"/>
+          <w:sz w:val="16"/>
+          <w:szCs w:val="16"/>
+        </w:rPr>
         <w:t xml:space="preserve">Back End Developer </w:t>
       </w:r>
       <w:r>
@@ -1687,21 +1695,6 @@
           <w:szCs w:val="16"/>
         </w:rPr>
         <w:tab/>
-      </w:r>
-      <w:r>
-        <w:rPr>
-          <w:rFonts w:asciiTheme="minorBidi" w:hAnsiTheme="minorBidi"/>
-          <w:sz w:val="16"/>
-          <w:szCs w:val="16"/>
-        </w:rPr>
-        <w:tab/>
-      </w:r>
-      <w:r>
-        <w:rPr>
-          <w:rFonts w:asciiTheme="minorBidi" w:hAnsiTheme="minorBidi"/>
-          <w:sz w:val="16"/>
-          <w:szCs w:val="16"/>
-        </w:rPr>
         <w:t>UI/UX Web Design</w:t>
       </w:r>
     </w:p>
@@ -1778,6 +1771,21 @@
           <w:szCs w:val="16"/>
         </w:rPr>
         <w:tab/>
+      </w:r>
+      <w:r>
+        <w:rPr>
+          <w:rFonts w:asciiTheme="minorBidi" w:hAnsiTheme="minorBidi"/>
+          <w:sz w:val="16"/>
+          <w:szCs w:val="16"/>
+        </w:rPr>
+        <w:tab/>
+      </w:r>
+      <w:r>
+        <w:rPr>
+          <w:rFonts w:asciiTheme="minorBidi" w:hAnsiTheme="minorBidi"/>
+          <w:sz w:val="16"/>
+          <w:szCs w:val="16"/>
+        </w:rPr>
         <w:t>PHP</w:t>
       </w:r>
       <w:r>
@@ -1787,14 +1795,6 @@
           <w:szCs w:val="16"/>
         </w:rPr>
         <w:t>, My SQL</w:t>
-      </w:r>
-      <w:r>
-        <w:rPr>
-          <w:rFonts w:asciiTheme="minorBidi" w:hAnsiTheme="minorBidi"/>
-          <w:sz w:val="16"/>
-          <w:szCs w:val="16"/>
-        </w:rPr>
-        <w:tab/>
       </w:r>
       <w:r>
         <w:rPr>
@@ -1955,6 +1955,22 @@
           <w:sz w:val="16"/>
           <w:szCs w:val="16"/>
         </w:rPr>
+        <w:t>Tailwind CSS</w:t>
+      </w:r>
+      <w:r>
+        <w:rPr>
+          <w:rFonts w:asciiTheme="minorBidi" w:hAnsiTheme="minorBidi"/>
+          <w:sz w:val="16"/>
+          <w:szCs w:val="16"/>
+        </w:rPr>
+        <w:t xml:space="preserve"> ,</w:t>
+      </w:r>
+      <w:r>
+        <w:rPr>
+          <w:rFonts w:asciiTheme="minorBidi" w:hAnsiTheme="minorBidi"/>
+          <w:sz w:val="16"/>
+          <w:szCs w:val="16"/>
+        </w:rPr>
         <w:t xml:space="preserve">Git, GitHub, </w:t>
       </w:r>
       <w:r>
@@ -1987,23 +2003,7 @@
           <w:sz w:val="16"/>
           <w:szCs w:val="16"/>
         </w:rPr>
-        <w:tab/>
-      </w:r>
-      <w:r>
-        <w:rPr>
-          <w:rFonts w:asciiTheme="minorBidi" w:hAnsiTheme="minorBidi"/>
-          <w:sz w:val="16"/>
-          <w:szCs w:val="16"/>
-        </w:rPr>
         <w:t>Laravel</w:t>
-      </w:r>
-      <w:r>
-        <w:rPr>
-          <w:rFonts w:asciiTheme="minorBidi" w:hAnsiTheme="minorBidi"/>
-          <w:sz w:val="16"/>
-          <w:szCs w:val="16"/>
-        </w:rPr>
-        <w:tab/>
       </w:r>
       <w:r>
         <w:rPr>
